--- a/Project_Report_Restaurant_Billing_System.docx
+++ b/Project_Report_Restaurant_Billing_System.docx
@@ -408,21 +408,14 @@
           <w:sz w:val="24"/>
           <w:szCs w:val="24"/>
         </w:rPr>
-        <w:t xml:space="preserve">for their valuable guidance and support throughout the development of this project. I am also thankful to the faculty of </w:t>
-      </w:r>
-      <w:r>
-        <w:rPr>
-          <w:sz w:val="24"/>
-          <w:szCs w:val="24"/>
-        </w:rPr>
-        <w:t>SCOPE</w:t>
-      </w:r>
-      <w:r>
-        <w:rPr>
-          <w:sz w:val="24"/>
-          <w:szCs w:val="24"/>
-        </w:rPr>
-        <w:t xml:space="preserve">, </w:t>
+        <w:t>for their valuable guidance and support throughout the development of this project. I am also thankful to the faculty of</w:t>
+      </w:r>
+      <w:r>
+        <w:rPr>
+          <w:sz w:val="24"/>
+          <w:szCs w:val="24"/>
+        </w:rPr>
+        <w:t xml:space="preserve"> </w:t>
       </w:r>
       <w:r>
         <w:rPr>
@@ -504,7 +497,84 @@
           <w:sz w:val="24"/>
           <w:szCs w:val="24"/>
         </w:rPr>
-        <w:t>This project was developed as a Semester 1 mini project to apply fundamental programming concepts such as data structures, functions, loops, conditional statements, exception handling, and file handling in a practical, real-world scenario.</w:t>
+        <w:t xml:space="preserve">This project was developed as a </w:t>
+      </w:r>
+      <w:r>
+        <w:rPr>
+          <w:sz w:val="24"/>
+          <w:szCs w:val="24"/>
+        </w:rPr>
+        <w:t>S</w:t>
+      </w:r>
+      <w:r>
+        <w:rPr>
+          <w:sz w:val="24"/>
+          <w:szCs w:val="24"/>
+        </w:rPr>
+        <w:t>e</w:t>
+      </w:r>
+      <w:r>
+        <w:rPr>
+          <w:sz w:val="24"/>
+          <w:szCs w:val="24"/>
+        </w:rPr>
+        <w:t>m</w:t>
+      </w:r>
+      <w:r>
+        <w:rPr>
+          <w:sz w:val="24"/>
+          <w:szCs w:val="24"/>
+        </w:rPr>
+        <w:t>e</w:t>
+      </w:r>
+      <w:r>
+        <w:rPr>
+          <w:sz w:val="24"/>
+          <w:szCs w:val="24"/>
+        </w:rPr>
+        <w:t>s</w:t>
+      </w:r>
+      <w:r>
+        <w:rPr>
+          <w:sz w:val="24"/>
+          <w:szCs w:val="24"/>
+        </w:rPr>
+        <w:t>t</w:t>
+      </w:r>
+      <w:r>
+        <w:rPr>
+          <w:sz w:val="24"/>
+          <w:szCs w:val="24"/>
+        </w:rPr>
+        <w:t>e</w:t>
+      </w:r>
+      <w:r>
+        <w:rPr>
+          <w:sz w:val="24"/>
+          <w:szCs w:val="24"/>
+        </w:rPr>
+        <w:t>r</w:t>
+      </w:r>
+      <w:r>
+        <w:rPr>
+          <w:sz w:val="24"/>
+          <w:szCs w:val="24"/>
+        </w:rPr>
+        <w:t xml:space="preserve"> </w:t>
+      </w:r>
+      <w:r>
+        <w:rPr>
+          <w:sz w:val="24"/>
+          <w:szCs w:val="24"/>
+        </w:rPr>
+        <w:t>1</w:t>
+      </w:r>
+      <w:r>
+        <w:rPr>
+          <w:sz w:val="24"/>
+          <w:szCs w:val="24"/>
+        </w:rPr>
+        <w:t xml:space="preserve"> mini project to apply fundamental programming concepts such as data structures, functions, loops, conditional statements, exception handling, and file handling in a practical, real-world scenario.</w:t>
       </w:r>
     </w:p>
     <w:p>
